--- a/GRIP_Cheat_Sheet.docx
+++ b/GRIP_Cheat_Sheet.docx
@@ -1560,6 +1560,154 @@
           <w:sz w:val="22"/>
           <w:szCs w:val="22"/>
         </w:rPr>
+        <w:t xml:space="preserve">The consultant panel (they're ex-McKinsey)</w:t>
+      </w:r>
+    </w:p>
+    <w:p>
+      <w:pPr>
+        <w:pStyle w:val="ListParagraph"/>
+        <w:numPr>
+          <w:ilvl w:val="0"/>
+          <w:numId w:val="1"/>
+        </w:numPr>
+        <w:spacing w:after="70" w:line="268"/>
+      </w:pPr>
+      <w:r>
+        <w:rPr>
+          <w:rFonts w:ascii="Georgia" w:cs="Georgia" w:eastAsia="Georgia" w:hAnsi="Georgia"/>
+          <w:b/>
+          <w:bCs/>
+          <w:color w:val="1A1A1A"/>
+          <w:sz w:val="21"/>
+          <w:szCs w:val="21"/>
+        </w:rPr>
+        <w:t xml:space="preserve">Score = structure &gt; recall.</w:t>
+      </w:r>
+      <w:r>
+        <w:rPr>
+          <w:rFonts w:ascii="Georgia" w:cs="Georgia" w:eastAsia="Georgia" w:hAnsi="Georgia"/>
+          <w:color w:val="1A1A1A"/>
+          <w:sz w:val="21"/>
+          <w:szCs w:val="21"/>
+        </w:rPr>
+        <w:t xml:space="preserve"> They grade how you break down a messy question, prioritise (80/20), hypothesise, quantify, and communicate.</w:t>
+      </w:r>
+    </w:p>
+    <w:p>
+      <w:pPr>
+        <w:pStyle w:val="ListParagraph"/>
+        <w:numPr>
+          <w:ilvl w:val="0"/>
+          <w:numId w:val="1"/>
+        </w:numPr>
+        <w:spacing w:after="70" w:line="268"/>
+      </w:pPr>
+      <w:r>
+        <w:rPr>
+          <w:rFonts w:ascii="Georgia" w:cs="Georgia" w:eastAsia="Georgia" w:hAnsi="Georgia"/>
+          <w:b/>
+          <w:bCs/>
+          <w:color w:val="1A1A1A"/>
+          <w:sz w:val="21"/>
+          <w:szCs w:val="21"/>
+        </w:rPr>
+        <w:t xml:space="preserve">Communicate top-down:</w:t>
+      </w:r>
+      <w:r>
+        <w:rPr>
+          <w:rFonts w:ascii="Georgia" w:cs="Georgia" w:eastAsia="Georgia" w:hAnsi="Georgia"/>
+          <w:color w:val="1A1A1A"/>
+          <w:sz w:val="21"/>
+          <w:szCs w:val="21"/>
+        </w:rPr>
+        <w:t xml:space="preserve"> answer first (Pyramid Principle), signpost (“three things…”), synthesise not summarise, quantify directionally.</w:t>
+      </w:r>
+    </w:p>
+    <w:p>
+      <w:pPr>
+        <w:pStyle w:val="ListParagraph"/>
+        <w:numPr>
+          <w:ilvl w:val="0"/>
+          <w:numId w:val="1"/>
+        </w:numPr>
+        <w:spacing w:after="70" w:line="268"/>
+      </w:pPr>
+      <w:r>
+        <w:rPr>
+          <w:rFonts w:ascii="Georgia" w:cs="Georgia" w:eastAsia="Georgia" w:hAnsi="Georgia"/>
+          <w:b/>
+          <w:bCs/>
+          <w:color w:val="1A1A1A"/>
+          <w:sz w:val="21"/>
+          <w:szCs w:val="21"/>
+        </w:rPr>
+        <w:t xml:space="preserve">Case drill (6 steps):</w:t>
+      </w:r>
+      <w:r>
+        <w:rPr>
+          <w:rFonts w:ascii="Georgia" w:cs="Georgia" w:eastAsia="Georgia" w:hAnsi="Georgia"/>
+          <w:color w:val="1A1A1A"/>
+          <w:sz w:val="21"/>
+          <w:szCs w:val="21"/>
+        </w:rPr>
+        <w:t xml:space="preserve"> take a moment → structure (MECE, bespoke) → hypothesise → prioritise → work the branches → synthesise (recommendation + risk + next step). </w:t>
+      </w:r>
+      <w:r>
+        <w:rPr>
+          <w:rFonts w:ascii="Georgia" w:cs="Georgia" w:eastAsia="Georgia" w:hAnsi="Georgia"/>
+          <w:b/>
+          <w:bCs/>
+          <w:color w:val="1A1A1A"/>
+          <w:sz w:val="21"/>
+          <w:szCs w:val="21"/>
+        </w:rPr>
+        <w:t xml:space="preserve">Never framework-dump.</w:t>
+      </w:r>
+    </w:p>
+    <w:p>
+      <w:pPr>
+        <w:pStyle w:val="ListParagraph"/>
+        <w:numPr>
+          <w:ilvl w:val="0"/>
+          <w:numId w:val="1"/>
+        </w:numPr>
+        <w:spacing w:after="70" w:line="268"/>
+      </w:pPr>
+      <w:r>
+        <w:rPr>
+          <w:rFonts w:ascii="Georgia" w:cs="Georgia" w:eastAsia="Georgia" w:hAnsi="Georgia"/>
+          <w:b/>
+          <w:bCs/>
+          <w:color w:val="1A1A1A"/>
+          <w:sz w:val="21"/>
+          <w:szCs w:val="21"/>
+        </w:rPr>
+        <w:t xml:space="preserve">PEI (≈50% of interview), 4 dimensions (2025):</w:t>
+      </w:r>
+      <w:r>
+        <w:rPr>
+          <w:rFonts w:ascii="Georgia" w:cs="Georgia" w:eastAsia="Georgia" w:hAnsi="Georgia"/>
+          <w:color w:val="1A1A1A"/>
+          <w:sz w:val="21"/>
+          <w:szCs w:val="21"/>
+        </w:rPr>
+        <w:t xml:space="preserve"> Leadership (direction, mobilise), Connection (persuade/influence), Drive (initiative, build from scratch), Growth (resistance, learn from failure). 8 stories, 2 per dimension, SPAR, first-person “I”, granular detail (expect 10–25 probes).</w:t>
+      </w:r>
+    </w:p>
+    <w:p>
+      <w:pPr>
+        <w:pStyle w:val="Heading3"/>
+        <w:spacing w:after="70" w:before="160"/>
+      </w:pPr>
+      <w:r>
+        <w:rPr>
+          <w:rFonts w:ascii="Calibri" w:cs="Calibri" w:eastAsia="Calibri" w:hAnsi="Calibri"/>
+          <w:b/>
+          <w:bCs/>
+          <w:color w:val="1F2A44"/>
+          <w:sz w:val="22"/>
+          <w:szCs w:val="22"/>
+        </w:rPr>
         <w:t xml:space="preserve">Measuring impact (avoid vanity metrics)</w:t>
       </w:r>
     </w:p>
